--- a/实验记录.docx
+++ b/实验记录.docx
@@ -96,16 +96,21 @@
     </w:p>
     <w:p>
       <w:pPr>
-        <w:rPr>
-          <w:rFonts w:hint="eastAsia"/>
-          <w:color w:val="0000FF"/>
-          <w:lang w:val="en-US" w:eastAsia="zh-CN"/>
-        </w:rPr>
-      </w:pPr>
-      <w:r>
-        <w:rPr>
-          <w:rFonts w:hint="eastAsia"/>
-          <w:color w:val="0000FF"/>
+        <w:keepNext w:val="0"/>
+        <w:keepLines w:val="0"/>
+        <w:widowControl/>
+        <w:suppressLineNumbers w:val="0"/>
+        <w:shd w:val="clear" w:fill="1F1F1F"/>
+        <w:spacing w:line="228" w:lineRule="atLeast"/>
+        <w:jc w:val="left"/>
+        <w:rPr>
+          <w:rFonts w:hint="eastAsia"/>
+          <w:lang w:val="en-US" w:eastAsia="zh-CN"/>
+        </w:rPr>
+      </w:pPr>
+      <w:r>
+        <w:rPr>
+          <w:rFonts w:hint="eastAsia"/>
         </w:rPr>
         <w:t>DeNVeR.0</w:t>
       </w:r>
@@ -1312,15 +1317,20 @@
     </w:p>
     <w:p>
       <w:pPr>
-        <w:rPr>
-          <w:rFonts w:hint="eastAsia"/>
-          <w:color w:val="0000FF"/>
-        </w:rPr>
-      </w:pPr>
-      <w:r>
-        <w:rPr>
-          <w:rFonts w:hint="eastAsia"/>
-          <w:color w:val="0000FF"/>
+        <w:keepNext w:val="0"/>
+        <w:keepLines w:val="0"/>
+        <w:widowControl/>
+        <w:suppressLineNumbers w:val="0"/>
+        <w:shd w:val="clear" w:fill="1F1F1F"/>
+        <w:spacing w:line="228" w:lineRule="atLeast"/>
+        <w:jc w:val="left"/>
+        <w:rPr>
+          <w:rFonts w:hint="eastAsia"/>
+        </w:rPr>
+      </w:pPr>
+      <w:r>
+        <w:rPr>
+          <w:rFonts w:hint="eastAsia"/>
         </w:rPr>
         <w:t>DeNVeR.001</w:t>
       </w:r>
@@ -1427,7 +1437,16 @@
           <w:rFonts w:hint="eastAsia"/>
           <w:color w:val="0000FF"/>
         </w:rPr>
-        <w:t>尽量使用原始代码</w:t>
+        <w:t>尽量使用原始</w:t>
+      </w:r>
+      <w:bookmarkStart w:id="0" w:name="_GoBack"/>
+      <w:bookmarkEnd w:id="0"/>
+      <w:r>
+        <w:rPr>
+          <w:rFonts w:hint="eastAsia"/>
+          <w:color w:val="0000FF"/>
+        </w:rPr>
+        <w:t>代码</w:t>
       </w:r>
     </w:p>
     <w:p>
@@ -1458,16 +1477,21 @@
     </w:p>
     <w:p>
       <w:pPr>
-        <w:rPr>
-          <w:rFonts w:hint="eastAsia"/>
-          <w:color w:val="0000FF"/>
-          <w:lang w:val="en-US" w:eastAsia="zh-CN"/>
-        </w:rPr>
-      </w:pPr>
-      <w:r>
-        <w:rPr>
-          <w:rFonts w:hint="eastAsia"/>
-          <w:color w:val="0000FF"/>
+        <w:keepNext w:val="0"/>
+        <w:keepLines w:val="0"/>
+        <w:widowControl/>
+        <w:suppressLineNumbers w:val="0"/>
+        <w:shd w:val="clear" w:fill="1F1F1F"/>
+        <w:spacing w:line="228" w:lineRule="atLeast"/>
+        <w:jc w:val="left"/>
+        <w:rPr>
+          <w:rFonts w:hint="eastAsia"/>
+          <w:lang w:val="en-US" w:eastAsia="zh-CN"/>
+        </w:rPr>
+      </w:pPr>
+      <w:r>
+        <w:rPr>
+          <w:rFonts w:hint="eastAsia"/>
         </w:rPr>
         <w:t>DeNVeR.024.nir</w:t>
       </w:r>
@@ -1527,8 +1551,15 @@
     </w:p>
     <w:p>
       <w:pPr>
-        <w:rPr>
-          <w:rFonts w:hint="default" w:eastAsiaTheme="minorEastAsia"/>
+        <w:keepNext w:val="0"/>
+        <w:keepLines w:val="0"/>
+        <w:widowControl/>
+        <w:suppressLineNumbers w:val="0"/>
+        <w:shd w:val="clear" w:fill="1F1F1F"/>
+        <w:spacing w:line="228" w:lineRule="atLeast"/>
+        <w:jc w:val="left"/>
+        <w:rPr>
+          <w:rFonts w:hint="default"/>
           <w:lang w:val="en-US" w:eastAsia="zh-CN"/>
         </w:rPr>
       </w:pPr>
@@ -1852,8 +1883,6 @@
         </w:rPr>
         <w:t>F</w:t>
       </w:r>
-      <w:bookmarkStart w:id="0" w:name="_GoBack"/>
-      <w:bookmarkEnd w:id="0"/>
     </w:p>
     <w:p>
       <w:pPr>
@@ -2009,6 +2038,13 @@
     </w:p>
     <w:p>
       <w:pPr>
+        <w:keepNext w:val="0"/>
+        <w:keepLines w:val="0"/>
+        <w:widowControl/>
+        <w:suppressLineNumbers w:val="0"/>
+        <w:shd w:val="clear" w:fill="1F1F1F"/>
+        <w:spacing w:line="228" w:lineRule="atLeast"/>
+        <w:jc w:val="left"/>
         <w:rPr>
           <w:rFonts w:hint="eastAsia"/>
           <w:lang w:val="en-US" w:eastAsia="zh-CN"/>

--- a/实验记录.docx
+++ b/实验记录.docx
@@ -1437,16 +1437,7 @@
           <w:rFonts w:hint="eastAsia"/>
           <w:color w:val="0000FF"/>
         </w:rPr>
-        <w:t>尽量使用原始</w:t>
-      </w:r>
-      <w:bookmarkStart w:id="0" w:name="_GoBack"/>
-      <w:bookmarkEnd w:id="0"/>
-      <w:r>
-        <w:rPr>
-          <w:rFonts w:hint="eastAsia"/>
-          <w:color w:val="0000FF"/>
-        </w:rPr>
-        <w:t>代码</w:t>
+        <w:t>尽量使用原始代码</w:t>
       </w:r>
     </w:p>
     <w:p>
@@ -2290,6 +2281,130 @@
           <w:lang w:val="en-US" w:eastAsia="zh-CN"/>
         </w:rPr>
         <w:t>I</w:t>
+      </w:r>
+    </w:p>
+    <w:p>
+      <w:pPr>
+        <w:rPr>
+          <w:rFonts w:hint="eastAsia"/>
+          <w:lang w:val="en-US" w:eastAsia="zh-CN"/>
+        </w:rPr>
+      </w:pPr>
+      <w:r>
+        <w:rPr>
+          <w:rFonts w:hint="eastAsia"/>
+        </w:rPr>
+        <w:tab/>
+      </w:r>
+      <w:r>
+        <w:rPr>
+          <w:rFonts w:hint="eastAsia"/>
+          <w:lang w:val="en-US" w:eastAsia="zh-CN"/>
+        </w:rPr>
+        <w:t xml:space="preserve">结果: </w:t>
+      </w:r>
+    </w:p>
+    <w:p>
+      <w:pPr>
+        <w:keepNext w:val="0"/>
+        <w:keepLines w:val="0"/>
+        <w:widowControl/>
+        <w:suppressLineNumbers w:val="0"/>
+        <w:shd w:val="clear" w:fill="1F1F1F"/>
+        <w:spacing w:line="228" w:lineRule="atLeast"/>
+        <w:jc w:val="left"/>
+        <w:rPr>
+          <w:rFonts w:hint="eastAsia"/>
+          <w:lang w:val="en-US" w:eastAsia="zh-CN"/>
+        </w:rPr>
+      </w:pPr>
+      <w:r>
+        <w:rPr>
+          <w:rFonts w:hint="eastAsia"/>
+        </w:rPr>
+        <w:t>DeNVeR.02</w:t>
+      </w:r>
+      <w:r>
+        <w:rPr>
+          <w:rFonts w:hint="eastAsia"/>
+          <w:lang w:val="en-US" w:eastAsia="zh-CN"/>
+        </w:rPr>
+        <w:t xml:space="preserve">7-1（follow </w:t>
+      </w:r>
+      <w:r>
+        <w:rPr>
+          <w:rFonts w:hint="eastAsia"/>
+        </w:rPr>
+        <w:t>02</w:t>
+      </w:r>
+      <w:r>
+        <w:rPr>
+          <w:rFonts w:hint="eastAsia"/>
+          <w:lang w:val="en-US" w:eastAsia="zh-CN"/>
+        </w:rPr>
+        <w:t xml:space="preserve">6-1）:  </w:t>
+      </w:r>
+      <w:r>
+        <w:rPr>
+          <w:rFonts w:hint="default" w:ascii="Consolas" w:hAnsi="Consolas" w:eastAsia="Consolas" w:cs="Consolas"/>
+          <w:b w:val="0"/>
+          <w:bCs w:val="0"/>
+          <w:color w:val="CE9178"/>
+          <w:kern w:val="0"/>
+          <w:sz w:val="16"/>
+          <w:szCs w:val="16"/>
+          <w:shd w:val="clear" w:fill="1F1F1F"/>
+          <w:lang w:val="en-US" w:eastAsia="zh-CN" w:bidi="ar"/>
+        </w:rPr>
+        <w:t>"</w:t>
+      </w:r>
+      <w:bookmarkStart w:id="0" w:name="_GoBack"/>
+      <w:bookmarkEnd w:id="0"/>
+    </w:p>
+    <w:p>
+      <w:pPr>
+        <w:ind w:firstLine="420" w:firstLineChars="0"/>
+        <w:rPr>
+          <w:rFonts w:hint="default" w:eastAsiaTheme="minorEastAsia"/>
+          <w:lang w:val="en-US" w:eastAsia="zh-CN"/>
+        </w:rPr>
+      </w:pPr>
+      <w:r>
+        <w:rPr>
+          <w:rFonts w:hint="eastAsia"/>
+          <w:lang w:val="en-US" w:eastAsia="zh-CN"/>
+        </w:rPr>
+        <w:t>测试过拟合训练</w:t>
+      </w:r>
+    </w:p>
+    <w:p>
+      <w:pPr>
+        <w:ind w:firstLine="420" w:firstLineChars="0"/>
+        <w:rPr>
+          <w:rFonts w:hint="eastAsia" w:eastAsiaTheme="minorEastAsia"/>
+          <w:lang w:val="en-US" w:eastAsia="zh-CN"/>
+        </w:rPr>
+      </w:pPr>
+      <w:r>
+        <w:rPr>
+          <w:rFonts w:hint="eastAsia"/>
+        </w:rPr>
+        <w:t>设备</w:t>
+      </w:r>
+      <w:r>
+        <w:rPr>
+          <w:rFonts w:hint="eastAsia"/>
+          <w:color w:val="FF0000"/>
+        </w:rPr>
+        <w:t>AutoDL_</w:t>
+      </w:r>
+      <w:r>
+        <w:rPr>
+          <w:rFonts w:hint="eastAsia"/>
+          <w:color w:val="FF0000"/>
+          <w:lang w:val="en-US" w:eastAsia="zh-CN"/>
+        </w:rPr>
+        <w:t>J</w:t>
       </w:r>
     </w:p>
     <w:p>

--- a/实验记录.docx
+++ b/实验记录.docx
@@ -2358,207 +2358,278 @@
         </w:rPr>
         <w:t>"</w:t>
       </w:r>
+    </w:p>
+    <w:p>
+      <w:pPr>
+        <w:ind w:firstLine="420" w:firstLineChars="0"/>
+        <w:rPr>
+          <w:rFonts w:hint="default" w:eastAsiaTheme="minorEastAsia"/>
+          <w:lang w:val="en-US" w:eastAsia="zh-CN"/>
+        </w:rPr>
+      </w:pPr>
+      <w:r>
+        <w:rPr>
+          <w:rFonts w:hint="eastAsia"/>
+          <w:lang w:val="en-US" w:eastAsia="zh-CN"/>
+        </w:rPr>
+        <w:t>测试过拟合训练</w:t>
+      </w:r>
+    </w:p>
+    <w:p>
+      <w:pPr>
+        <w:ind w:firstLine="420" w:firstLineChars="0"/>
+        <w:rPr>
+          <w:rFonts w:hint="eastAsia" w:eastAsiaTheme="minorEastAsia"/>
+          <w:lang w:val="en-US" w:eastAsia="zh-CN"/>
+        </w:rPr>
+      </w:pPr>
+      <w:r>
+        <w:rPr>
+          <w:rFonts w:hint="eastAsia"/>
+        </w:rPr>
+        <w:t>设备</w:t>
+      </w:r>
+      <w:r>
+        <w:rPr>
+          <w:rFonts w:hint="eastAsia"/>
+          <w:color w:val="FF0000"/>
+        </w:rPr>
+        <w:t>AutoDL_</w:t>
+      </w:r>
+      <w:r>
+        <w:rPr>
+          <w:rFonts w:hint="eastAsia"/>
+          <w:color w:val="FF0000"/>
+          <w:lang w:val="en-US" w:eastAsia="zh-CN"/>
+        </w:rPr>
+        <w:t>J</w:t>
+      </w:r>
+    </w:p>
+    <w:p>
+      <w:pPr>
+        <w:rPr>
+          <w:rFonts w:hint="eastAsia"/>
+          <w:lang w:val="en-US" w:eastAsia="zh-CN"/>
+        </w:rPr>
+      </w:pPr>
+      <w:r>
+        <w:rPr>
+          <w:rFonts w:hint="eastAsia"/>
+        </w:rPr>
+        <w:tab/>
+      </w:r>
+      <w:r>
+        <w:rPr>
+          <w:rFonts w:hint="eastAsia"/>
+          <w:lang w:val="en-US" w:eastAsia="zh-CN"/>
+        </w:rPr>
+        <w:t xml:space="preserve">结果: </w:t>
+      </w:r>
+    </w:p>
+    <w:p>
+      <w:pPr>
+        <w:rPr>
+          <w:rFonts w:hint="eastAsia"/>
+          <w:lang w:val="en-US" w:eastAsia="zh-CN"/>
+        </w:rPr>
+      </w:pPr>
+    </w:p>
+    <w:p>
+      <w:pPr>
+        <w:rPr>
+          <w:rFonts w:hint="default"/>
+          <w:lang w:val="en-US" w:eastAsia="zh-CN"/>
+        </w:rPr>
+      </w:pPr>
+    </w:p>
+    <w:p>
+      <w:pPr>
+        <w:rPr>
+          <w:rFonts w:hint="eastAsia"/>
+          <w:lang w:val="en-US" w:eastAsia="zh-CN"/>
+        </w:rPr>
+      </w:pPr>
+      <w:r>
+        <w:rPr>
+          <w:rFonts w:hint="eastAsia"/>
+          <w:lang w:val="en-US" w:eastAsia="zh-CN"/>
+        </w:rPr>
+        <w:t>目前有两件最想做的事情</w:t>
+      </w:r>
+    </w:p>
+    <w:p>
+      <w:pPr>
+        <w:ind w:firstLine="420" w:firstLineChars="0"/>
+        <w:rPr>
+          <w:rFonts w:hint="default"/>
+          <w:lang w:val="en-US" w:eastAsia="zh-CN"/>
+        </w:rPr>
+      </w:pPr>
+      <w:r>
+        <w:rPr>
+          <w:rFonts w:hint="eastAsia"/>
+          <w:lang w:val="en-US" w:eastAsia="zh-CN"/>
+        </w:rPr>
+        <w:t>第一件是证明渐进式训练、自适应训练的有效性</w:t>
+      </w:r>
+    </w:p>
+    <w:p>
+      <w:pPr>
+        <w:ind w:firstLine="420" w:firstLineChars="0"/>
+        <w:rPr>
+          <w:rFonts w:hint="default"/>
+          <w:lang w:val="en-US" w:eastAsia="zh-CN"/>
+        </w:rPr>
+      </w:pPr>
+      <w:r>
+        <w:rPr>
+          <w:rFonts w:hint="eastAsia"/>
+          <w:lang w:val="en-US" w:eastAsia="zh-CN"/>
+        </w:rPr>
+        <w:t>第二件是利用光流图微调分割网络</w:t>
+      </w:r>
+    </w:p>
+    <w:p>
+      <w:pPr>
+        <w:rPr>
+          <w:rFonts w:hint="default" w:eastAsiaTheme="minorEastAsia"/>
+          <w:lang w:val="en-US" w:eastAsia="zh-CN"/>
+        </w:rPr>
+      </w:pPr>
+      <w:r>
+        <w:rPr>
+          <w:rFonts w:hint="eastAsia"/>
+          <w:lang w:val="en-US" w:eastAsia="zh-CN"/>
+        </w:rPr>
+        <w:t>论文题目：基于动态神经网络的心冠血管无监督分割</w:t>
+      </w:r>
+    </w:p>
+    <w:p>
+      <w:pPr>
+        <w:rPr>
+          <w:rFonts w:hint="eastAsia"/>
+          <w:lang w:val="en-US" w:eastAsia="zh-CN"/>
+        </w:rPr>
+      </w:pPr>
+      <w:r>
+        <w:rPr>
+          <w:rFonts w:hint="eastAsia"/>
+          <w:lang w:val="en-US" w:eastAsia="zh-CN"/>
+        </w:rPr>
+        <w:t>这三件事情要并行、先做容易得</w:t>
+      </w:r>
+    </w:p>
+    <w:p>
+      <w:pPr>
+        <w:rPr>
+          <w:rFonts w:hint="default"/>
+          <w:lang w:val="en-US" w:eastAsia="zh-CN"/>
+        </w:rPr>
+      </w:pPr>
+      <w:r>
+        <w:rPr>
+          <w:rFonts w:hint="eastAsia"/>
+          <w:lang w:val="en-US" w:eastAsia="zh-CN"/>
+        </w:rPr>
+        <w:t>渐进式训练最容易</w:t>
+      </w:r>
+    </w:p>
+    <w:p>
+      <w:pPr>
+        <w:rPr>
+          <w:rFonts w:hint="default"/>
+          <w:lang w:val="en-US" w:eastAsia="zh-CN"/>
+        </w:rPr>
+      </w:pPr>
+      <w:r>
+        <w:rPr>
+          <w:rFonts w:hint="eastAsia"/>
+          <w:lang w:val="en-US" w:eastAsia="zh-CN"/>
+        </w:rPr>
+        <w:t>证明渐进式训练的有效性</w:t>
+      </w:r>
+    </w:p>
+    <w:p>
+      <w:pPr>
+        <w:rPr>
+          <w:rFonts w:hint="eastAsia"/>
+        </w:rPr>
+      </w:pPr>
+    </w:p>
+    <w:p>
+      <w:pPr>
+        <w:rPr>
+          <w:rFonts w:hint="eastAsia"/>
+          <w:lang w:val="en-US" w:eastAsia="zh-CN"/>
+        </w:rPr>
+      </w:pPr>
+      <w:r>
+        <w:rPr>
+          <w:rFonts w:hint="eastAsia"/>
+          <w:lang w:val="en-US" w:eastAsia="zh-CN"/>
+        </w:rPr>
+        <w:t>一个想法：</w:t>
+      </w:r>
+    </w:p>
+    <w:p>
+      <w:pPr>
+        <w:ind w:firstLine="420" w:firstLineChars="0"/>
+        <w:rPr>
+          <w:rFonts w:hint="default"/>
+          <w:lang w:val="en-US" w:eastAsia="zh-CN"/>
+        </w:rPr>
+      </w:pPr>
+      <w:r>
+        <w:rPr>
+          <w:rFonts w:hint="eastAsia"/>
+          <w:lang w:val="en-US" w:eastAsia="zh-CN"/>
+        </w:rPr>
+        <w:t>背景层的运动是同质化的、也是渐变的</w:t>
+      </w:r>
+    </w:p>
+    <w:p>
+      <w:pPr>
+        <w:ind w:firstLine="420" w:firstLineChars="0"/>
+        <w:rPr>
+          <w:rFonts w:hint="eastAsia"/>
+          <w:lang w:val="en-US" w:eastAsia="zh-CN"/>
+        </w:rPr>
+      </w:pPr>
+      <w:r>
+        <w:rPr>
+          <w:rFonts w:hint="eastAsia"/>
+          <w:lang w:val="en-US" w:eastAsia="zh-CN"/>
+        </w:rPr>
+        <w:t>血管层的运动是渐变的</w:t>
+      </w:r>
+    </w:p>
+    <w:p>
+      <w:pPr>
+        <w:ind w:firstLine="420" w:firstLineChars="0"/>
+        <w:rPr>
+          <w:rFonts w:hint="eastAsia"/>
+          <w:lang w:val="en-US" w:eastAsia="zh-CN"/>
+        </w:rPr>
+      </w:pPr>
+    </w:p>
+    <w:p>
+      <w:pPr>
+        <w:ind w:firstLine="420" w:firstLineChars="0"/>
+        <w:rPr>
+          <w:rFonts w:hint="default"/>
+          <w:lang w:val="en-US" w:eastAsia="zh-CN"/>
+        </w:rPr>
+      </w:pPr>
+      <w:r>
+        <w:rPr>
+          <w:rFonts w:hint="eastAsia"/>
+          <w:lang w:val="en-US" w:eastAsia="zh-CN"/>
+        </w:rPr>
+        <w:t>先实现一个简单的版本，背景层和前景层的运动状态都内聚类</w:t>
+      </w:r>
       <w:bookmarkStart w:id="0" w:name="_GoBack"/>
       <w:bookmarkEnd w:id="0"/>
     </w:p>
-    <w:p>
-      <w:pPr>
-        <w:ind w:firstLine="420" w:firstLineChars="0"/>
-        <w:rPr>
-          <w:rFonts w:hint="default" w:eastAsiaTheme="minorEastAsia"/>
-          <w:lang w:val="en-US" w:eastAsia="zh-CN"/>
-        </w:rPr>
-      </w:pPr>
-      <w:r>
-        <w:rPr>
-          <w:rFonts w:hint="eastAsia"/>
-          <w:lang w:val="en-US" w:eastAsia="zh-CN"/>
-        </w:rPr>
-        <w:t>测试过拟合训练</w:t>
-      </w:r>
-    </w:p>
-    <w:p>
-      <w:pPr>
-        <w:ind w:firstLine="420" w:firstLineChars="0"/>
-        <w:rPr>
-          <w:rFonts w:hint="eastAsia" w:eastAsiaTheme="minorEastAsia"/>
-          <w:lang w:val="en-US" w:eastAsia="zh-CN"/>
-        </w:rPr>
-      </w:pPr>
-      <w:r>
-        <w:rPr>
-          <w:rFonts w:hint="eastAsia"/>
-        </w:rPr>
-        <w:t>设备</w:t>
-      </w:r>
-      <w:r>
-        <w:rPr>
-          <w:rFonts w:hint="eastAsia"/>
-          <w:color w:val="FF0000"/>
-        </w:rPr>
-        <w:t>AutoDL_</w:t>
-      </w:r>
-      <w:r>
-        <w:rPr>
-          <w:rFonts w:hint="eastAsia"/>
-          <w:color w:val="FF0000"/>
-          <w:lang w:val="en-US" w:eastAsia="zh-CN"/>
-        </w:rPr>
-        <w:t>J</w:t>
-      </w:r>
-    </w:p>
-    <w:p>
-      <w:pPr>
-        <w:rPr>
-          <w:rFonts w:hint="eastAsia"/>
-          <w:lang w:val="en-US" w:eastAsia="zh-CN"/>
-        </w:rPr>
-      </w:pPr>
-      <w:r>
-        <w:rPr>
-          <w:rFonts w:hint="eastAsia"/>
-        </w:rPr>
-        <w:tab/>
-      </w:r>
-      <w:r>
-        <w:rPr>
-          <w:rFonts w:hint="eastAsia"/>
-          <w:lang w:val="en-US" w:eastAsia="zh-CN"/>
-        </w:rPr>
-        <w:t xml:space="preserve">结果: </w:t>
-      </w:r>
-    </w:p>
-    <w:p>
-      <w:pPr>
-        <w:rPr>
-          <w:rFonts w:hint="eastAsia"/>
-          <w:lang w:val="en-US" w:eastAsia="zh-CN"/>
-        </w:rPr>
-      </w:pPr>
-    </w:p>
-    <w:p>
-      <w:pPr>
-        <w:rPr>
-          <w:rFonts w:hint="default"/>
-          <w:lang w:val="en-US" w:eastAsia="zh-CN"/>
-        </w:rPr>
-      </w:pPr>
-    </w:p>
-    <w:p>
-      <w:pPr>
-        <w:rPr>
-          <w:rFonts w:hint="eastAsia"/>
-          <w:lang w:val="en-US" w:eastAsia="zh-CN"/>
-        </w:rPr>
-      </w:pPr>
-      <w:r>
-        <w:rPr>
-          <w:rFonts w:hint="eastAsia"/>
-          <w:lang w:val="en-US" w:eastAsia="zh-CN"/>
-        </w:rPr>
-        <w:t>目前有两件最想做的事情</w:t>
-      </w:r>
-    </w:p>
-    <w:p>
-      <w:pPr>
-        <w:ind w:firstLine="420" w:firstLineChars="0"/>
-        <w:rPr>
-          <w:rFonts w:hint="default"/>
-          <w:lang w:val="en-US" w:eastAsia="zh-CN"/>
-        </w:rPr>
-      </w:pPr>
-      <w:r>
-        <w:rPr>
-          <w:rFonts w:hint="eastAsia"/>
-          <w:lang w:val="en-US" w:eastAsia="zh-CN"/>
-        </w:rPr>
-        <w:t>第一件是证明渐进式训练、自适应训练的有效性</w:t>
-      </w:r>
-    </w:p>
-    <w:p>
-      <w:pPr>
-        <w:ind w:firstLine="420" w:firstLineChars="0"/>
-        <w:rPr>
-          <w:rFonts w:hint="default"/>
-          <w:lang w:val="en-US" w:eastAsia="zh-CN"/>
-        </w:rPr>
-      </w:pPr>
-      <w:r>
-        <w:rPr>
-          <w:rFonts w:hint="eastAsia"/>
-          <w:lang w:val="en-US" w:eastAsia="zh-CN"/>
-        </w:rPr>
-        <w:t>第二件是利用光流图微调分割网络</w:t>
-      </w:r>
-    </w:p>
-    <w:p>
-      <w:pPr>
-        <w:rPr>
-          <w:rFonts w:hint="default" w:eastAsiaTheme="minorEastAsia"/>
-          <w:lang w:val="en-US" w:eastAsia="zh-CN"/>
-        </w:rPr>
-      </w:pPr>
-      <w:r>
-        <w:rPr>
-          <w:rFonts w:hint="eastAsia"/>
-          <w:lang w:val="en-US" w:eastAsia="zh-CN"/>
-        </w:rPr>
-        <w:t>论文题目：基于动态神经网络的心冠血管无监督分割</w:t>
-      </w:r>
-    </w:p>
-    <w:p>
-      <w:pPr>
-        <w:rPr>
-          <w:rFonts w:hint="eastAsia"/>
-          <w:lang w:val="en-US" w:eastAsia="zh-CN"/>
-        </w:rPr>
-      </w:pPr>
-      <w:r>
-        <w:rPr>
-          <w:rFonts w:hint="eastAsia"/>
-          <w:lang w:val="en-US" w:eastAsia="zh-CN"/>
-        </w:rPr>
-        <w:t>这三件事情要并行、先做容易得</w:t>
-      </w:r>
-    </w:p>
-    <w:p>
-      <w:pPr>
-        <w:rPr>
-          <w:rFonts w:hint="default"/>
-          <w:lang w:val="en-US" w:eastAsia="zh-CN"/>
-        </w:rPr>
-      </w:pPr>
-      <w:r>
-        <w:rPr>
-          <w:rFonts w:hint="eastAsia"/>
-          <w:lang w:val="en-US" w:eastAsia="zh-CN"/>
-        </w:rPr>
-        <w:t>渐进式训练最容易</w:t>
-      </w:r>
-    </w:p>
-    <w:p>
-      <w:pPr>
-        <w:rPr>
-          <w:rFonts w:hint="default"/>
-          <w:lang w:val="en-US" w:eastAsia="zh-CN"/>
-        </w:rPr>
-      </w:pPr>
-      <w:r>
-        <w:rPr>
-          <w:rFonts w:hint="eastAsia"/>
-          <w:lang w:val="en-US" w:eastAsia="zh-CN"/>
-        </w:rPr>
-        <w:t>证明渐进式训练的有效性</w:t>
-      </w:r>
-    </w:p>
-    <w:p>
-      <w:pPr>
-        <w:rPr>
-          <w:rFonts w:hint="eastAsia"/>
-        </w:rPr>
-      </w:pPr>
-    </w:p>
-    <w:p/>
     <w:sectPr>
       <w:pgSz w:w="11906" w:h="16838"/>
       <w:pgMar w:top="1440" w:right="1800" w:bottom="1440" w:left="1800" w:header="851" w:footer="992" w:gutter="0"/>

--- a/实验记录.docx
+++ b/实验记录.docx
@@ -2625,7 +2625,7 @@
           <w:rFonts w:hint="eastAsia"/>
           <w:lang w:val="en-US" w:eastAsia="zh-CN"/>
         </w:rPr>
-        <w:t>先实现一个简单的版本，背景层和前景层的运动状态都内聚类</w:t>
+        <w:t>先实现一个简单的版本，背景层和前景层的运动状态都内聚类。</w:t>
       </w:r>
       <w:bookmarkStart w:id="0" w:name="_GoBack"/>
       <w:bookmarkEnd w:id="0"/>

--- a/实验记录.docx
+++ b/实验记录.docx
@@ -2616,6 +2616,53 @@
       <w:pPr>
         <w:ind w:firstLine="420" w:firstLineChars="0"/>
         <w:rPr>
+          <w:rFonts w:hint="eastAsia"/>
+          <w:lang w:val="en-US" w:eastAsia="zh-CN"/>
+        </w:rPr>
+      </w:pPr>
+      <w:r>
+        <w:rPr>
+          <w:rFonts w:hint="eastAsia"/>
+          <w:lang w:val="en-US" w:eastAsia="zh-CN"/>
+        </w:rPr>
+        <w:t>先实现一个简单的版本，背景层和前景层的运动状态都内聚类。</w:t>
+      </w:r>
+    </w:p>
+    <w:p>
+      <w:pPr>
+        <w:ind w:firstLine="420" w:firstLineChars="0"/>
+        <w:rPr>
+          <w:rFonts w:hint="eastAsia"/>
+          <w:lang w:val="en-US" w:eastAsia="zh-CN"/>
+        </w:rPr>
+      </w:pPr>
+    </w:p>
+    <w:p>
+      <w:pPr>
+        <w:rPr>
+          <w:rFonts w:hint="eastAsia"/>
+          <w:lang w:val="en-US" w:eastAsia="zh-CN"/>
+        </w:rPr>
+      </w:pPr>
+    </w:p>
+    <w:p>
+      <w:pPr>
+        <w:rPr>
+          <w:rFonts w:hint="eastAsia"/>
+          <w:lang w:val="en-US" w:eastAsia="zh-CN"/>
+        </w:rPr>
+      </w:pPr>
+      <w:r>
+        <w:rPr>
+          <w:rFonts w:hint="eastAsia"/>
+          <w:lang w:val="en-US" w:eastAsia="zh-CN"/>
+        </w:rPr>
+        <w:t>运动聚类：</w:t>
+      </w:r>
+    </w:p>
+    <w:p>
+      <w:pPr>
+        <w:rPr>
           <w:rFonts w:hint="default"/>
           <w:lang w:val="en-US" w:eastAsia="zh-CN"/>
         </w:rPr>
@@ -2625,10 +2672,56 @@
           <w:rFonts w:hint="eastAsia"/>
           <w:lang w:val="en-US" w:eastAsia="zh-CN"/>
         </w:rPr>
-        <w:t>先实现一个简单的版本，背景层和前景层的运动状态都内聚类。</w:t>
+        <w:t>背景区域运动的 mean, var</w:t>
+      </w:r>
+    </w:p>
+    <w:p>
+      <w:pPr>
+        <w:rPr>
+          <w:rFonts w:hint="default"/>
+          <w:lang w:val="en-US" w:eastAsia="zh-CN"/>
+        </w:rPr>
+      </w:pPr>
+      <w:r>
+        <w:rPr>
+          <w:rFonts w:hint="eastAsia"/>
+          <w:lang w:val="en-US" w:eastAsia="zh-CN"/>
+        </w:rPr>
+        <w:t>Mask区域的平均运动 mean, var</w:t>
+      </w:r>
+    </w:p>
+    <w:p>
+      <w:pPr>
+        <w:rPr>
+          <w:rFonts w:hint="default"/>
+          <w:lang w:val="en-US" w:eastAsia="zh-CN"/>
+        </w:rPr>
+      </w:pPr>
+    </w:p>
+    <w:p>
+      <w:pPr>
+        <w:rPr>
+          <w:rFonts w:hint="default"/>
+          <w:lang w:val="en-US" w:eastAsia="zh-CN"/>
+        </w:rPr>
+      </w:pPr>
+      <w:r>
+        <w:rPr>
+          <w:rFonts w:hint="eastAsia"/>
+          <w:lang w:val="en-US" w:eastAsia="zh-CN"/>
+        </w:rPr>
+        <w:t>可以不考虑遮挡吗？</w:t>
       </w:r>
       <w:bookmarkStart w:id="0" w:name="_GoBack"/>
       <w:bookmarkEnd w:id="0"/>
+    </w:p>
+    <w:p>
+      <w:pPr>
+        <w:rPr>
+          <w:rFonts w:hint="default"/>
+          <w:lang w:val="en-US" w:eastAsia="zh-CN"/>
+        </w:rPr>
+      </w:pPr>
     </w:p>
     <w:sectPr>
       <w:pgSz w:w="11906" w:h="16838"/>
